--- a/m06/m06_3rd-party-vulnerability_lovegrove.docx
+++ b/m06/m06_3rd-party-vulnerability_lovegrove.docx
@@ -23,22 +23,16 @@
         <w:t>a</w:t>
       </w:r>
       <w:r>
-        <w:t xml:space="preserve">n observability </w:t>
-      </w:r>
-      <w:r>
-        <w:t>project</w:t>
-      </w:r>
-      <w:r>
-        <w:t xml:space="preserve"> using Python since it contained some third-party packages. </w:t>
-      </w:r>
-      <w:r>
-        <w:t xml:space="preserve">The purpose of the project was for observability testing. </w:t>
-      </w:r>
-      <w:r>
-        <w:t>The scan showed two packages with three vulnerabilities</w:t>
-      </w:r>
-      <w:r>
-        <w:t xml:space="preserve"> in the table below:</w:t>
+        <w:t xml:space="preserve"> local Python project of mine</w:t>
+      </w:r>
+      <w:r>
+        <w:t xml:space="preserve"> since it contained some third-party packages. The scan showed two packages with three vulnerabilities</w:t>
+      </w:r>
+      <w:r>
+        <w:t xml:space="preserve"> in the table below</w:t>
+      </w:r>
+      <w:r>
+        <w:t xml:space="preserve">. This was a nice practice in learning how to go through the steps of finding vulnerabilities and applying fixes. The vulnerabilities where upgraded to help mitigate the potential risks. </w:t>
       </w:r>
     </w:p>
     <w:p/>
@@ -135,18 +129,13 @@
           </w:tcPr>
           <w:p>
             <w:r>
-              <w:t xml:space="preserve">URL parsing flaw may </w:t>
-            </w:r>
-            <w:proofErr w:type="gramStart"/>
-            <w:r>
-              <w:t>leak .</w:t>
+              <w:t>URL parsing flaw may leak .</w:t>
             </w:r>
             <w:proofErr w:type="spellStart"/>
             <w:r>
               <w:t>netrc</w:t>
             </w:r>
             <w:proofErr w:type="spellEnd"/>
-            <w:proofErr w:type="gramEnd"/>
             <w:r>
               <w:t xml:space="preserve"> credentials via malicious URLs</w:t>
             </w:r>
@@ -319,18 +308,13 @@
         <w:t>Description:</w:t>
       </w:r>
       <w:r>
-        <w:t xml:space="preserve"> URL parsing flaw may </w:t>
-      </w:r>
-      <w:proofErr w:type="gramStart"/>
-      <w:r>
-        <w:t>leak .</w:t>
+        <w:t xml:space="preserve"> URL parsing flaw may leak .</w:t>
       </w:r>
       <w:proofErr w:type="spellStart"/>
       <w:r>
         <w:t>netrc</w:t>
       </w:r>
       <w:proofErr w:type="spellEnd"/>
-      <w:proofErr w:type="gramEnd"/>
       <w:r>
         <w:t xml:space="preserve"> credentials.</w:t>
       </w:r>
@@ -370,18 +354,13 @@
       </w:r>
       <w:proofErr w:type="spellEnd"/>
       <w:r>
-        <w:t xml:space="preserve">=False to </w:t>
-      </w:r>
-      <w:proofErr w:type="gramStart"/>
-      <w:r>
-        <w:t>disable .</w:t>
+        <w:t>=False to disable .</w:t>
       </w:r>
       <w:proofErr w:type="spellStart"/>
       <w:r>
         <w:t>netrc</w:t>
       </w:r>
       <w:proofErr w:type="spellEnd"/>
-      <w:proofErr w:type="gramEnd"/>
       <w:r>
         <w:t>.</w:t>
       </w:r>
@@ -443,15 +422,7 @@
       </w:r>
       <w:proofErr w:type="spellEnd"/>
       <w:r>
-        <w:t xml:space="preserve"> add urllib3@latest. Also add SSRF protections </w:t>
-      </w:r>
-      <w:proofErr w:type="gramStart"/>
-      <w:r>
-        <w:t>at</w:t>
-      </w:r>
-      <w:proofErr w:type="gramEnd"/>
-      <w:r>
-        <w:t xml:space="preserve"> the application layer.</w:t>
+        <w:t xml:space="preserve"> add urllib3@latest. Also add SSRF protections at the application layer.</w:t>
       </w:r>
     </w:p>
     <w:p>
@@ -511,15 +482,7 @@
       </w:r>
       <w:proofErr w:type="spellEnd"/>
       <w:r>
-        <w:t xml:space="preserve"> add urllib3@latest. In the meantime, disable redirects at each </w:t>
-      </w:r>
-      <w:proofErr w:type="gramStart"/>
-      <w:r>
-        <w:t>request(</w:t>
-      </w:r>
-      <w:proofErr w:type="gramEnd"/>
-      <w:r>
-        <w:t>) call instead of globally.</w:t>
+        <w:t xml:space="preserve"> add urllib3@latest. In the meantime, disable redirects at each request() call instead of globally.</w:t>
       </w:r>
     </w:p>
     <w:p/>
@@ -637,6 +600,9 @@
     </w:pPr>
     <w:r>
       <w:t>SDEV245</w:t>
+    </w:r>
+    <w:r>
+      <w:t xml:space="preserve"> – Secure Coding</w:t>
     </w:r>
     <w:r>
       <w:tab/>
@@ -1286,6 +1252,7 @@
   <w:style w:type="character" w:default="1" w:styleId="DefaultParagraphFont">
     <w:name w:val="Default Paragraph Font"/>
     <w:uiPriority w:val="1"/>
+    <w:semiHidden/>
     <w:unhideWhenUsed/>
   </w:style>
   <w:style w:type="table" w:default="1" w:styleId="TableNormal">
